--- a/projects/valuepickr-open-screen/docs/Swastika Castal.docx
+++ b/projects/valuepickr-open-screen/docs/Swastika Castal.docx
@@ -259,7 +259,7 @@
         <w:spacing w:after="120" w:before="280"/>
       </w:pPr>
       <w:r>
-        <w:t xml:space="preserve">Ishmohit-Lens Checks (value chain · earnings quality · growth trajectory · management)</w:t>
+        <w:t xml:space="preserve">Guidance &amp; Expectation Gap</w:t>
       </w:r>
     </w:p>
     <w:p>
@@ -274,7 +274,7 @@
           <w:sz w:val="18"/>
           <w:szCs w:val="18"/>
         </w:rPr>
-        <w:t xml:space="preserve">Extra checks drawn from @ishmohit1 / SOIC methodology (playbook/ishmohit-soic-style.md): where the company sits in its value chain and what the supply side is doing, whether a margin/PAT inflection is structural or a cyclical peak, the rate-of-change of growth vs. what the multiple demands, and management quality as a positive attribute.</w:t>
+        <w:t xml:space="preserve">Management guidance decoded into commitments, graded on the expectation → action → operational → commercial → financial ladder, then compared to what the current price appears to assume. Method: playbook/guidance-and-expectation-gap.md.</w:t>
       </w:r>
     </w:p>
     <w:p>
@@ -288,7 +288,7 @@
           <w:sz w:val="20"/>
           <w:szCs w:val="20"/>
         </w:rPr>
-        <w:t xml:space="preserve">Value chain &amp; supply side:</w:t>
+        <w:t xml:space="preserve">Market expectation vs. our path:</w:t>
       </w:r>
     </w:p>
     <w:tbl>
@@ -319,125 +319,287 @@
                 <w:b/>
                 <w:bCs/>
               </w:rPr>
-              <w:t xml:space="preserve">Theme</w:t>
-            </w:r>
-          </w:p>
-        </w:tc>
-        <w:tc>
-          <w:tcPr>
-            <w:tcW w:type="dxa" w:w="5800"/>
-          </w:tcPr>
-          <w:p>
-            <w:r>
-              <w:t xml:space="preserve">Grid / transmission equipment (transformers, HV switchgear, HVDC, CRGO, insulators)</w:t>
-            </w:r>
-          </w:p>
-        </w:tc>
-      </w:tr>
-      <w:tr>
-        <w:tc>
-          <w:tcPr>
-            <w:tcW w:type="dxa" w:w="3200"/>
-            <w:shd w:fill="F2F2F2" w:val="clear"/>
-          </w:tcPr>
-          <w:p>
-            <w:r>
-              <w:rPr>
-                <w:b/>
-                <w:bCs/>
-              </w:rPr>
-              <w:t xml:space="preserve">This company's position</w:t>
-            </w:r>
-          </w:p>
-        </w:tc>
-        <w:tc>
-          <w:tcPr>
-            <w:tcW w:type="dxa" w:w="5800"/>
-          </w:tcPr>
-          <w:p>
-            <w:r>
-              <w:t xml:space="preserve">Tier-2 component supplier - aluminium castings / enclosures feeding GIS switchgear and HV power-equipment OEMs (Adani Energy Solutions approved vendor; Trench Electric, Kuvag, Quality Power ecosystem)</w:t>
-            </w:r>
-          </w:p>
-        </w:tc>
-      </w:tr>
-      <w:tr>
-        <w:tc>
-          <w:tcPr>
-            <w:tcW w:type="dxa" w:w="3200"/>
-            <w:shd w:fill="F2F2F2" w:val="clear"/>
-          </w:tcPr>
-          <w:p>
-            <w:r>
-              <w:rPr>
-                <w:b/>
-                <w:bCs/>
-              </w:rPr>
-              <w:t xml:space="preserve">Bottleneck node (pricing power)</w:t>
-            </w:r>
-          </w:p>
-        </w:tc>
-        <w:tc>
-          <w:tcPr>
-            <w:tcW w:type="dxa" w:w="5800"/>
-          </w:tcPr>
-          <w:p>
-            <w:r>
-              <w:t xml:space="preserve">Precision aluminium castings for HV GIS enclosures (up to 420 kV) - currently import-dependent, mostly from China; qualified Indian capacity is scarce, which is the pricing-power point</w:t>
-            </w:r>
-          </w:p>
-        </w:tc>
-      </w:tr>
-      <w:tr>
-        <w:tc>
-          <w:tcPr>
-            <w:tcW w:type="dxa" w:w="3200"/>
-            <w:shd w:fill="F2F2F2" w:val="clear"/>
-          </w:tcPr>
-          <w:p>
-            <w:r>
-              <w:rPr>
-                <w:b/>
-                <w:bCs/>
-              </w:rPr>
-              <w:t xml:space="preserve">Supply-side status</w:t>
-            </w:r>
-          </w:p>
-        </w:tc>
-        <w:tc>
-          <w:tcPr>
-            <w:tcW w:type="dxa" w:w="5800"/>
-          </w:tcPr>
-          <w:p>
-            <w:r>
-              <w:t xml:space="preserve">adding</w:t>
-            </w:r>
-          </w:p>
-        </w:tc>
-      </w:tr>
-      <w:tr>
-        <w:tc>
-          <w:tcPr>
-            <w:tcW w:type="dxa" w:w="3200"/>
-            <w:shd w:fill="F2F2F2" w:val="clear"/>
-          </w:tcPr>
-          <w:p>
-            <w:r>
-              <w:rPr>
-                <w:b/>
-                <w:bCs/>
-              </w:rPr>
-              <w:t xml:space="preserve">Adjacent-node peers</w:t>
-            </w:r>
-          </w:p>
-        </w:tc>
-        <w:tc>
-          <w:tcPr>
-            <w:tcW w:type="dxa" w:w="5800"/>
-          </w:tcPr>
-          <w:p>
-            <w:r>
-              <w:t xml:space="preserve">Quality Power Electrical Equipments, MM Forgings / other aluminium &amp; ferrous foundries, unlisted GIS-enclosure importers being substituted</w:t>
+              <w:t xml:space="preserve">As of</w:t>
+            </w:r>
+          </w:p>
+        </w:tc>
+        <w:tc>
+          <w:tcPr>
+            <w:tcW w:type="dxa" w:w="5800"/>
+          </w:tcPr>
+          <w:p>
+            <w:r>
+              <w:t xml:space="preserve">2026-09-09</w:t>
+            </w:r>
+          </w:p>
+        </w:tc>
+      </w:tr>
+      <w:tr>
+        <w:tc>
+          <w:tcPr>
+            <w:tcW w:type="dxa" w:w="3200"/>
+            <w:shd w:fill="F2F2F2" w:val="clear"/>
+          </w:tcPr>
+          <w:p>
+            <w:r>
+              <w:rPr>
+                <w:b/>
+                <w:bCs/>
+              </w:rPr>
+              <w:t xml:space="preserve">Price / multiple</w:t>
+            </w:r>
+          </w:p>
+        </w:tc>
+        <w:tc>
+          <w:tcPr>
+            <w:tcW w:type="dxa" w:w="5800"/>
+          </w:tcPr>
+          <w:p>
+            <w:r>
+              <w:t xml:space="preserve">Rs 133</w:t>
+            </w:r>
+          </w:p>
+        </w:tc>
+      </w:tr>
+      <w:tr>
+        <w:tc>
+          <w:tcPr>
+            <w:tcW w:type="dxa" w:w="3200"/>
+            <w:shd w:fill="F2F2F2" w:val="clear"/>
+          </w:tcPr>
+          <w:p>
+            <w:r>
+              <w:rPr>
+                <w:b/>
+                <w:bCs/>
+              </w:rPr>
+              <w:t xml:space="preserve">Right valuation lens</w:t>
+            </w:r>
+          </w:p>
+        </w:tc>
+        <w:tc>
+          <w:tcPr>
+            <w:tcW w:type="dxa" w:w="5800"/>
+          </w:tcPr>
+          <w:p>
+            <w:r>
+              <w:t xml:space="preserve">P/E</w:t>
+            </w:r>
+          </w:p>
+        </w:tc>
+      </w:tr>
+      <w:tr>
+        <w:tc>
+          <w:tcPr>
+            <w:tcW w:type="dxa" w:w="3200"/>
+            <w:shd w:fill="F2F2F2" w:val="clear"/>
+          </w:tcPr>
+          <w:p>
+            <w:r>
+              <w:rPr>
+                <w:b/>
+                <w:bCs/>
+              </w:rPr>
+              <w:t xml:space="preserve">Price implies</w:t>
+            </w:r>
+          </w:p>
+        </w:tc>
+        <w:tc>
+          <w:tcPr>
+            <w:tcW w:type="dxa" w:w="5800"/>
+          </w:tcPr>
+          <w:p>
+            <w:r>
+              <w:t xml:space="preserve">nano-cap (~Rs 35 Cr revenue); no reliable TTM P/E on screener. On any reasonable exit multiple the price needs sustained 25%+ revenue growth plus a margin hold - i.e. the GIS-enclosure import-substitution optionality must convert</w:t>
+            </w:r>
+          </w:p>
+        </w:tc>
+      </w:tr>
+      <w:tr>
+        <w:tc>
+          <w:tcPr>
+            <w:tcW w:type="dxa" w:w="3200"/>
+            <w:shd w:fill="F2F2F2" w:val="clear"/>
+          </w:tcPr>
+          <w:p>
+            <w:r>
+              <w:rPr>
+                <w:b/>
+                <w:bCs/>
+              </w:rPr>
+              <w:t xml:space="preserve">Our FY27</w:t>
+            </w:r>
+          </w:p>
+        </w:tc>
+        <w:tc>
+          <w:tcPr>
+            <w:tcW w:type="dxa" w:w="5800"/>
+          </w:tcPr>
+          <w:p>
+            <w:r>
+              <w:t xml:space="preserve">revenue Rs 40-50 Cr on the grid-capex tailwind and added approved-vendor slots; margin sensitive to aluminium and mix</w:t>
+            </w:r>
+          </w:p>
+        </w:tc>
+      </w:tr>
+      <w:tr>
+        <w:tc>
+          <w:tcPr>
+            <w:tcW w:type="dxa" w:w="3200"/>
+            <w:shd w:fill="F2F2F2" w:val="clear"/>
+          </w:tcPr>
+          <w:p>
+            <w:r>
+              <w:rPr>
+                <w:b/>
+                <w:bCs/>
+              </w:rPr>
+              <w:t xml:space="preserve">Our FY28</w:t>
+            </w:r>
+          </w:p>
+        </w:tc>
+        <w:tc>
+          <w:tcPr>
+            <w:tcW w:type="dxa" w:w="5800"/>
+          </w:tcPr>
+          <w:p>
+            <w:r>
+              <w:t xml:space="preserve">step-up only if 420kV GIS enclosure orders scale; single-customer / single-product concentration is the swing</w:t>
+            </w:r>
+          </w:p>
+        </w:tc>
+      </w:tr>
+      <w:tr>
+        <w:tc>
+          <w:tcPr>
+            <w:tcW w:type="dxa" w:w="3200"/>
+            <w:shd w:fill="F2F2F2" w:val="clear"/>
+          </w:tcPr>
+          <w:p>
+            <w:r>
+              <w:rPr>
+                <w:b/>
+                <w:bCs/>
+              </w:rPr>
+              <w:t xml:space="preserve">Gap direction</w:t>
+            </w:r>
+          </w:p>
+        </w:tc>
+        <w:tc>
+          <w:tcPr>
+            <w:tcW w:type="dxa" w:w="5800"/>
+          </w:tcPr>
+          <w:p>
+            <w:r>
+              <w:t xml:space="preserve">partially-priced</w:t>
+            </w:r>
+          </w:p>
+        </w:tc>
+      </w:tr>
+      <w:tr>
+        <w:tc>
+          <w:tcPr>
+            <w:tcW w:type="dxa" w:w="3200"/>
+            <w:shd w:fill="F2F2F2" w:val="clear"/>
+          </w:tcPr>
+          <w:p>
+            <w:r>
+              <w:rPr>
+                <w:b/>
+                <w:bCs/>
+              </w:rPr>
+              <w:t xml:space="preserve">Gap type</w:t>
+            </w:r>
+          </w:p>
+        </w:tc>
+        <w:tc>
+          <w:tcPr>
+            <w:tcW w:type="dxa" w:w="5800"/>
+          </w:tcPr>
+          <w:p>
+            <w:r>
+              <w:t xml:space="preserve">new_business</w:t>
+            </w:r>
+          </w:p>
+        </w:tc>
+      </w:tr>
+      <w:tr>
+        <w:tc>
+          <w:tcPr>
+            <w:tcW w:type="dxa" w:w="3200"/>
+            <w:shd w:fill="F2F2F2" w:val="clear"/>
+          </w:tcPr>
+          <w:p>
+            <w:r>
+              <w:rPr>
+                <w:b/>
+                <w:bCs/>
+              </w:rPr>
+              <w:t xml:space="preserve">Gap magnitude</w:t>
+            </w:r>
+          </w:p>
+        </w:tc>
+        <w:tc>
+          <w:tcPr>
+            <w:tcW w:type="dxa" w:w="5800"/>
+          </w:tcPr>
+          <w:p>
+            <w:r>
+              <w:t xml:space="preserve">not estimable</w:t>
+            </w:r>
+          </w:p>
+        </w:tc>
+      </w:tr>
+      <w:tr>
+        <w:tc>
+          <w:tcPr>
+            <w:tcW w:type="dxa" w:w="3200"/>
+            <w:shd w:fill="F2F2F2" w:val="clear"/>
+          </w:tcPr>
+          <w:p>
+            <w:r>
+              <w:rPr>
+                <w:b/>
+                <w:bCs/>
+              </w:rPr>
+              <w:t xml:space="preserve">Gap basis</w:t>
+            </w:r>
+          </w:p>
+        </w:tc>
+        <w:tc>
+          <w:tcPr>
+            <w:tcW w:type="dxa" w:w="5800"/>
+          </w:tcPr>
+          <w:p>
+            <w:r>
+              <w:t xml:space="preserve">the grid-capex + import-substitution optionality is real but unproven at scale; FY26 free cash flow was negative on a small capex, and the record is one year of listed filings</w:t>
+            </w:r>
+          </w:p>
+        </w:tc>
+      </w:tr>
+      <w:tr>
+        <w:tc>
+          <w:tcPr>
+            <w:tcW w:type="dxa" w:w="3200"/>
+            <w:shd w:fill="F2F2F2" w:val="clear"/>
+          </w:tcPr>
+          <w:p>
+            <w:r>
+              <w:rPr>
+                <w:b/>
+                <w:bCs/>
+              </w:rPr>
+              <w:t xml:space="preserve">Evidence quality</w:t>
+            </w:r>
+          </w:p>
+        </w:tc>
+        <w:tc>
+          <w:tcPr>
+            <w:tcW w:type="dxa" w:w="5800"/>
+          </w:tcPr>
+          <w:p>
+            <w:r>
+              <w:t xml:space="preserve">weak</w:t>
             </w:r>
           </w:p>
         </w:tc>
@@ -449,11 +611,443 @@
       </w:pPr>
       <w:r>
         <w:rPr>
+          <w:i/>
+          <w:iCs/>
+          <w:color w:val="666666"/>
+          <w:sz w:val="16"/>
+          <w:szCs w:val="16"/>
+        </w:rPr>
+        <w:t xml:space="preserve">no broker consensus; implied path is a reverse-P/E estimate + screener.in forward figures + VP thread view</w:t>
+      </w:r>
+    </w:p>
+    <w:p>
+      <w:pPr>
+        <w:pStyle w:val="Heading1"/>
+        <w:spacing w:after="120" w:before="280"/>
+      </w:pPr>
+      <w:r>
+        <w:t xml:space="preserve">Ishmohit-Lens Checks (value chain · earnings quality · growth trajectory · management · quality metrics · track record · global-signal check)</w:t>
+      </w:r>
+    </w:p>
+    <w:p>
+      <w:pPr>
+        <w:spacing w:after="120"/>
+      </w:pPr>
+      <w:r>
+        <w:rPr>
+          <w:i/>
+          <w:iCs/>
           <w:color w:val="666666"/>
           <w:sz w:val="18"/>
           <w:szCs w:val="18"/>
         </w:rPr>
+        <w:t xml:space="preserve">Extra checks drawn from @ishmohit1 / SOIC methodology (playbook/ishmohit-soic-style.md): where the company sits in its value chain and what the supply side is doing, whether a margin/PAT inflection is structural or a cyclical peak, the rate-of-change of growth vs. what the multiple demands, and management quality as a positive attribute.</w:t>
+      </w:r>
+    </w:p>
+    <w:p>
+      <w:pPr>
+        <w:spacing w:after="120"/>
+      </w:pPr>
+      <w:r>
+        <w:rPr>
+          <w:b/>
+          <w:bCs/>
+          <w:sz w:val="20"/>
+          <w:szCs w:val="20"/>
+        </w:rPr>
+        <w:t xml:space="preserve">Value chain &amp; supply side:</w:t>
+      </w:r>
+    </w:p>
+    <w:tbl>
+      <w:tblPr>
+        <w:tblW w:type="dxa" w:w="9000"/>
+        <w:tblBorders>
+          <w:top w:val="single" w:color="auto" w:sz="4"/>
+          <w:left w:val="single" w:color="auto" w:sz="4"/>
+          <w:bottom w:val="single" w:color="auto" w:sz="4"/>
+          <w:right w:val="single" w:color="auto" w:sz="4"/>
+          <w:insideH w:val="single" w:color="auto" w:sz="4"/>
+          <w:insideV w:val="single" w:color="auto" w:sz="4"/>
+        </w:tblBorders>
+      </w:tblPr>
+      <w:tblGrid>
+        <w:gridCol w:w="3200"/>
+        <w:gridCol w:w="5800"/>
+      </w:tblGrid>
+      <w:tr>
+        <w:tc>
+          <w:tcPr>
+            <w:tcW w:type="dxa" w:w="3200"/>
+            <w:shd w:fill="F2F2F2" w:val="clear"/>
+          </w:tcPr>
+          <w:p>
+            <w:r>
+              <w:rPr>
+                <w:b/>
+                <w:bCs/>
+              </w:rPr>
+              <w:t xml:space="preserve">Theme</w:t>
+            </w:r>
+          </w:p>
+        </w:tc>
+        <w:tc>
+          <w:tcPr>
+            <w:tcW w:type="dxa" w:w="5800"/>
+          </w:tcPr>
+          <w:p>
+            <w:r>
+              <w:t xml:space="preserve">Grid / transmission equipment (transformers, HV switchgear, HVDC, CRGO, insulators)</w:t>
+            </w:r>
+          </w:p>
+        </w:tc>
+      </w:tr>
+      <w:tr>
+        <w:tc>
+          <w:tcPr>
+            <w:tcW w:type="dxa" w:w="3200"/>
+            <w:shd w:fill="F2F2F2" w:val="clear"/>
+          </w:tcPr>
+          <w:p>
+            <w:r>
+              <w:rPr>
+                <w:b/>
+                <w:bCs/>
+              </w:rPr>
+              <w:t xml:space="preserve">This company's position</w:t>
+            </w:r>
+          </w:p>
+        </w:tc>
+        <w:tc>
+          <w:tcPr>
+            <w:tcW w:type="dxa" w:w="5800"/>
+          </w:tcPr>
+          <w:p>
+            <w:r>
+              <w:t xml:space="preserve">Tier-2 component supplier - aluminium castings / enclosures feeding GIS switchgear and HV power-equipment OEMs (Adani Energy Solutions approved vendor; Trench Electric, Kuvag, Quality Power ecosystem)</w:t>
+            </w:r>
+          </w:p>
+        </w:tc>
+      </w:tr>
+      <w:tr>
+        <w:tc>
+          <w:tcPr>
+            <w:tcW w:type="dxa" w:w="3200"/>
+            <w:shd w:fill="F2F2F2" w:val="clear"/>
+          </w:tcPr>
+          <w:p>
+            <w:r>
+              <w:rPr>
+                <w:b/>
+                <w:bCs/>
+              </w:rPr>
+              <w:t xml:space="preserve">Bottleneck node (pricing power)</w:t>
+            </w:r>
+          </w:p>
+        </w:tc>
+        <w:tc>
+          <w:tcPr>
+            <w:tcW w:type="dxa" w:w="5800"/>
+          </w:tcPr>
+          <w:p>
+            <w:r>
+              <w:t xml:space="preserve">Precision aluminium castings for HV GIS enclosures (up to 420 kV) - currently import-dependent, mostly from China; qualified Indian capacity is scarce, which is the pricing-power point</w:t>
+            </w:r>
+          </w:p>
+        </w:tc>
+      </w:tr>
+      <w:tr>
+        <w:tc>
+          <w:tcPr>
+            <w:tcW w:type="dxa" w:w="3200"/>
+            <w:shd w:fill="F2F2F2" w:val="clear"/>
+          </w:tcPr>
+          <w:p>
+            <w:r>
+              <w:rPr>
+                <w:b/>
+                <w:bCs/>
+              </w:rPr>
+              <w:t xml:space="preserve">Supply-side status</w:t>
+            </w:r>
+          </w:p>
+        </w:tc>
+        <w:tc>
+          <w:tcPr>
+            <w:tcW w:type="dxa" w:w="5800"/>
+          </w:tcPr>
+          <w:p>
+            <w:r>
+              <w:t xml:space="preserve">adding</w:t>
+            </w:r>
+          </w:p>
+        </w:tc>
+      </w:tr>
+      <w:tr>
+        <w:tc>
+          <w:tcPr>
+            <w:tcW w:type="dxa" w:w="3200"/>
+            <w:shd w:fill="F2F2F2" w:val="clear"/>
+          </w:tcPr>
+          <w:p>
+            <w:r>
+              <w:rPr>
+                <w:b/>
+                <w:bCs/>
+              </w:rPr>
+              <w:t xml:space="preserve">Adjacent-node peers</w:t>
+            </w:r>
+          </w:p>
+        </w:tc>
+        <w:tc>
+          <w:tcPr>
+            <w:tcW w:type="dxa" w:w="5800"/>
+          </w:tcPr>
+          <w:p>
+            <w:r>
+              <w:t xml:space="preserve">Quality Power Electrical Equipments, MM Forgings / other aluminium &amp; ferrous foundries, unlisted GIS-enclosure importers being substituted</w:t>
+            </w:r>
+          </w:p>
+        </w:tc>
+      </w:tr>
+    </w:tbl>
+    <w:p>
+      <w:pPr>
+        <w:spacing w:after="120"/>
+      </w:pPr>
+      <w:r>
+        <w:rPr>
+          <w:color w:val="666666"/>
+          <w:sz w:val="18"/>
+          <w:szCs w:val="18"/>
+        </w:rPr>
         <w:t xml:space="preserve">The value-chain edge is qualification, not scale: being an approved 420 kV GIS-enclosure vendor is a multi-year barrier, and India's grid/substation capex plus a push to localise Chinese-sourced castings is a real demand tailwind. Risk: SF6 phase-out could reshape GIS design over the long run (though replacement-gas GIS still uses aluminium enclosures), and supply-side capacity is being added by multiple small foundries.</w:t>
+      </w:r>
+    </w:p>
+    <w:p>
+      <w:pPr>
+        <w:spacing w:after="120"/>
+      </w:pPr>
+      <w:r>
+        <w:rPr>
+          <w:b/>
+          <w:bCs/>
+          <w:sz w:val="20"/>
+          <w:szCs w:val="20"/>
+        </w:rPr>
+        <w:t xml:space="preserve">Quality metrics (ROCE · debt · FCF · margin · capex):</w:t>
+      </w:r>
+    </w:p>
+    <w:tbl>
+      <w:tblPr>
+        <w:tblW w:type="dxa" w:w="9000"/>
+        <w:tblBorders>
+          <w:top w:val="single" w:color="auto" w:sz="4"/>
+          <w:left w:val="single" w:color="auto" w:sz="4"/>
+          <w:bottom w:val="single" w:color="auto" w:sz="4"/>
+          <w:right w:val="single" w:color="auto" w:sz="4"/>
+          <w:insideH w:val="single" w:color="auto" w:sz="4"/>
+          <w:insideV w:val="single" w:color="auto" w:sz="4"/>
+        </w:tblBorders>
+      </w:tblPr>
+      <w:tblGrid>
+        <w:gridCol w:w="3200"/>
+        <w:gridCol w:w="5800"/>
+      </w:tblGrid>
+      <w:tr>
+        <w:tc>
+          <w:tcPr>
+            <w:tcW w:type="dxa" w:w="3200"/>
+            <w:shd w:fill="F2F2F2" w:val="clear"/>
+          </w:tcPr>
+          <w:p>
+            <w:r>
+              <w:rPr>
+                <w:b/>
+                <w:bCs/>
+              </w:rPr>
+              <w:t xml:space="preserve">Assessment</w:t>
+            </w:r>
+          </w:p>
+        </w:tc>
+        <w:tc>
+          <w:tcPr>
+            <w:tcW w:type="dxa" w:w="5800"/>
+          </w:tcPr>
+          <w:p>
+            <w:r>
+              <w:t xml:space="preserve">neutral</w:t>
+            </w:r>
+          </w:p>
+        </w:tc>
+      </w:tr>
+      <w:tr>
+        <w:tc>
+          <w:tcPr>
+            <w:tcW w:type="dxa" w:w="3200"/>
+            <w:shd w:fill="F2F2F2" w:val="clear"/>
+          </w:tcPr>
+          <w:p>
+            <w:r>
+              <w:rPr>
+                <w:b/>
+                <w:bCs/>
+              </w:rPr>
+              <w:t xml:space="preserve">ROCE</w:t>
+            </w:r>
+          </w:p>
+        </w:tc>
+        <w:tc>
+          <w:tcPr>
+            <w:tcW w:type="dxa" w:w="5800"/>
+          </w:tcPr>
+          <w:p>
+            <w:r>
+              <w:t xml:space="preserve">19.6% (improving)</w:t>
+            </w:r>
+          </w:p>
+        </w:tc>
+      </w:tr>
+      <w:tr>
+        <w:tc>
+          <w:tcPr>
+            <w:tcW w:type="dxa" w:w="3200"/>
+            <w:shd w:fill="F2F2F2" w:val="clear"/>
+          </w:tcPr>
+          <w:p>
+            <w:r>
+              <w:rPr>
+                <w:b/>
+                <w:bCs/>
+              </w:rPr>
+              <w:t xml:space="preserve">Leverage</w:t>
+            </w:r>
+          </w:p>
+        </w:tc>
+        <w:tc>
+          <w:tcPr>
+            <w:tcW w:type="dxa" w:w="5800"/>
+          </w:tcPr>
+          <w:p>
+            <w:r>
+              <w:t xml:space="preserve">Net debt/EBITDA 1.9x</w:t>
+            </w:r>
+          </w:p>
+        </w:tc>
+      </w:tr>
+      <w:tr>
+        <w:tc>
+          <w:tcPr>
+            <w:tcW w:type="dxa" w:w="3200"/>
+            <w:shd w:fill="F2F2F2" w:val="clear"/>
+          </w:tcPr>
+          <w:p>
+            <w:r>
+              <w:rPr>
+                <w:b/>
+                <w:bCs/>
+              </w:rPr>
+              <w:t xml:space="preserve">FCF conversion</w:t>
+            </w:r>
+          </w:p>
+        </w:tc>
+        <w:tc>
+          <w:tcPr>
+            <w:tcW w:type="dxa" w:w="5800"/>
+          </w:tcPr>
+          <w:p>
+            <w:r>
+              <w:t xml:space="preserve">-90%</w:t>
+            </w:r>
+          </w:p>
+        </w:tc>
+      </w:tr>
+      <w:tr>
+        <w:tc>
+          <w:tcPr>
+            <w:tcW w:type="dxa" w:w="3200"/>
+            <w:shd w:fill="F2F2F2" w:val="clear"/>
+          </w:tcPr>
+          <w:p>
+            <w:r>
+              <w:rPr>
+                <w:b/>
+                <w:bCs/>
+              </w:rPr>
+              <w:t xml:space="preserve">Margin trend</w:t>
+            </w:r>
+          </w:p>
+        </w:tc>
+        <w:tc>
+          <w:tcPr>
+            <w:tcW w:type="dxa" w:w="5800"/>
+          </w:tcPr>
+          <w:p>
+            <w:r>
+              <w:t xml:space="preserve">expanding</w:t>
+            </w:r>
+          </w:p>
+        </w:tc>
+      </w:tr>
+      <w:tr>
+        <w:tc>
+          <w:tcPr>
+            <w:tcW w:type="dxa" w:w="3200"/>
+            <w:shd w:fill="F2F2F2" w:val="clear"/>
+          </w:tcPr>
+          <w:p>
+            <w:r>
+              <w:rPr>
+                <w:b/>
+                <w:bCs/>
+              </w:rPr>
+              <w:t xml:space="preserve">Capex efficiency</w:t>
+            </w:r>
+          </w:p>
+        </w:tc>
+        <w:tc>
+          <w:tcPr>
+            <w:tcW w:type="dxa" w:w="5800"/>
+          </w:tcPr>
+          <w:p>
+            <w:r>
+              <w:t xml:space="preserve">neutral</w:t>
+            </w:r>
+          </w:p>
+        </w:tc>
+      </w:tr>
+    </w:tbl>
+    <w:p>
+      <w:pPr>
+        <w:spacing w:after="60" w:before="120"/>
+      </w:pPr>
+      <w:r>
+        <w:rPr>
+          <w:b/>
+          <w:bCs/>
+          <w:sz w:val="20"/>
+          <w:szCs w:val="20"/>
+        </w:rPr>
+        <w:t xml:space="preserve">Track record (Coffee Can persistence check): </w:t>
+      </w:r>
+      <w:r>
+        <w:rPr>
+          <w:sz w:val="20"/>
+          <w:szCs w:val="20"/>
+        </w:rPr>
+        <w:t xml:space="preserve">cleared revenue growth ≥10% AND ROCE ≥15% in 1 of the last 3 years (consistency_score 33)</w:t>
+      </w:r>
+    </w:p>
+    <w:p>
+      <w:pPr>
+        <w:spacing w:after="120"/>
+      </w:pPr>
+      <w:r>
+        <w:rPr>
+          <w:color w:val="666666"/>
+          <w:sz w:val="18"/>
+          <w:szCs w:val="18"/>
+        </w:rPr>
+        <w:t xml:space="preserve">Of FY23-FY25 (both metrics verifiable), only FY25 cleared: revenue +30.7% and ROCE ~19.6%. FY23 (+4.1%/11.8%) and FY24 (-5.4%/25.2%) each missed one leg; FY26 ROCE not disclosed.</w:t>
       </w:r>
     </w:p>
     <w:p>
@@ -787,6 +1381,34 @@
           <w:szCs w:val="24"/>
         </w:rPr>
         <w:t xml:space="preserve">10x-in-2-3-years</w:t>
+      </w:r>
+    </w:p>
+    <w:p>
+      <w:pPr>
+        <w:spacing w:after="120"/>
+      </w:pPr>
+      <w:r>
+        <w:rPr>
+          <w:color w:val="666666"/>
+          <w:sz w:val="20"/>
+          <w:szCs w:val="20"/>
+        </w:rPr>
+        <w:t xml:space="preserve">4-box gate — tailwind: yes · TAM: weak · moat: yes · valuation: weak  (score 3 / 4)</w:t>
+      </w:r>
+    </w:p>
+    <w:p>
+      <w:pPr>
+        <w:spacing w:after="120"/>
+      </w:pPr>
+      <w:r>
+        <w:rPr>
+          <w:i/>
+          <w:iCs/>
+          <w:color w:val="666666"/>
+          <w:sz w:val="20"/>
+          <w:szCs w:val="20"/>
+        </w:rPr>
+        <w:t xml:space="preserve">India's push to localise Chinese-sourced GIS castings + grid/substation capex is a real structural tailwind (value_chain); nano-cap (~Rs97cr) base gives headroom but no recent-quarter numbers confirm an inflection yet — tam weak; approved 420kV GIS-enclosure vendor status is a genuine multi-year qualification barrier — moat yes; no valuation data recorded, D/E~0.85 high for the size — weak.</w:t>
       </w:r>
     </w:p>
     <w:p>
